--- a/outputs/The_Floor_That_Does_Not_Rise_REWRITTEN_FINAL.docx
+++ b/outputs/The_Floor_That_Does_Not_Rise_REWRITTEN_FINAL.docx
@@ -107,7 +107,7 @@
           <w:i/>
           <w:sz w:val="20"/>
         </w:rPr>
-        <w:t>Final Completely Revised Draft — September 19, 2026</w:t>
+        <w:t>Final Completely Revised Draft — September 20, 2026</w:t>
       </w:r>
     </w:p>
     <w:p>
@@ -4936,7 +4936,7 @@
           <w:i w:val="0"/>
           <w:sz w:val="24"/>
         </w:rPr>
-        <w:t>This research paper is supported by a 100% reproducible, machine-readable audit corpus. Zero synthetic data imputation was performed. All data points are linked to SHA-256 verified primary files. The replication test suite (pytest tests/) passes with 6/6 tests covering unit root stationarity, time-horizon logistic fits, and table generation. The complete replication package is publicly available on GitHub (https://github.com/giabaohuynhasu/the-floor-that-does-not-rise) and Hugging Face Hub (https://huggingface.co/datasets/Jun33550336/the-floor-that-does-not-rise).</w:t>
+        <w:t>This research paper is supported by a 100% reproducible, machine-readable audit corpus. Zero synthetic data imputation was performed. All data points are linked to SHA-256 verified primary files. The replication test suite (pytest tests/) passes with 6/6 tests covering unit root stationarity, time-horizon logistic fits, and table generation. The complete replication package is publicly available on GitHub (https://github.com/giabaohuynhasu/the-floor-that-does-not-rise) and Hugging Face Hub (https://huggingface.co/datasets/giabaohuynhasu/the-floor-that-does-not-rise).</w:t>
       </w:r>
     </w:p>
     <w:sectPr>

--- a/outputs/The_Floor_That_Does_Not_Rise_REWRITTEN_FINAL.docx
+++ b/outputs/The_Floor_That_Does_Not_Rise_REWRITTEN_FINAL.docx
@@ -92,7 +92,7 @@
           <w:i/>
           <w:sz w:val="20"/>
         </w:rPr>
-        <w:t>Collaborators: Claude Sonnet 5 &amp; Gemini Spark</w:t>
+        <w:t>Collaborator: Claude (Anthropic)</w:t>
         <w:br/>
         <w:t>Working Manuscript — Research Series Zenodo DOI: 10.5281/zenodo.21335914</w:t>
       </w:r>
@@ -107,7 +107,7 @@
           <w:i/>
           <w:sz w:val="20"/>
         </w:rPr>
-        <w:t>Final Completely Revised Draft — September 20, 2026</w:t>
+        <w:t>Final Completely Revised Draft — September 22, 2026</w:t>
       </w:r>
     </w:p>
     <w:p>
